--- a/docs/concept/01-project-concept.docx
+++ b/docs/concept/01-project-concept.docx
@@ -7,7 +7,7 @@
         <w:pStyle w:val="Title"/>
       </w:pPr>
       <w:r>
-        <w:t>Project Design Document v0.1</w:t>
+        <w:t>Project Design Document v1.1.0</w:t>
       </w:r>
     </w:p>
     <w:p>

--- a/docs/concept/01-project-concept.docx
+++ b/docs/concept/01-project-concept.docx
@@ -7,7 +7,7 @@
         <w:pStyle w:val="Title"/>
       </w:pPr>
       <w:r>
-        <w:t>Project Design Document v1.1.0</w:t>
+        <w:t>Project Design Document v1.1.1</w:t>
       </w:r>
     </w:p>
     <w:p>
